--- a/CA2_Sprint2/word_documents/PAI CA2 Report.docx
+++ b/CA2_Sprint2/word_documents/PAI CA2 Report.docx
@@ -459,47 +459,15 @@
           <w:sz w:val="30"/>
           <w:szCs w:val="30"/>
         </w:rPr>
-        <w:t xml:space="preserve">  3.1 Experiment Orchestration &amp; Collaboration (</w:t>
-      </w:r>
-      <w:proofErr w:type="spellStart"/>
+        <w:t xml:space="preserve">  3.1 Experiment Orchestration &amp; Collaboration (MLflow)</w:t>
+      </w:r>
       <w:r>
         <w:rPr>
           <w:sz w:val="30"/>
           <w:szCs w:val="30"/>
         </w:rPr>
-        <w:t>MLflow</w:t>
-      </w:r>
-      <w:proofErr w:type="spellEnd"/>
-      <w:r>
-        <w:rPr>
-          <w:sz w:val="30"/>
-          <w:szCs w:val="30"/>
-        </w:rPr>
-        <w:t>)</w:t>
-      </w:r>
-      <w:r>
-        <w:rPr>
-          <w:sz w:val="30"/>
-          <w:szCs w:val="30"/>
-        </w:rPr>
         <w:br/>
-        <w:t xml:space="preserve">     3.2 Data Preparation </w:t>
-      </w:r>
-      <w:proofErr w:type="gramStart"/>
-      <w:r>
-        <w:rPr>
-          <w:sz w:val="30"/>
-          <w:szCs w:val="30"/>
-        </w:rPr>
-        <w:t>For</w:t>
-      </w:r>
-      <w:proofErr w:type="gramEnd"/>
-      <w:r>
-        <w:rPr>
-          <w:sz w:val="30"/>
-          <w:szCs w:val="30"/>
-        </w:rPr>
-        <w:t xml:space="preserve"> Model Training</w:t>
+        <w:t xml:space="preserve">     3.2 Data Preparation For Model Training</w:t>
       </w:r>
       <w:r>
         <w:rPr>
@@ -605,6 +573,30 @@
         <w:br/>
         <w:t xml:space="preserve">     4.4 System Assumptions, Constraints &amp; Limitations</w:t>
       </w:r>
+    </w:p>
+    <w:p>
+      <w:pPr>
+        <w:numPr>
+          <w:ilvl w:val="0"/>
+          <w:numId w:val="10"/>
+        </w:numPr>
+        <w:spacing w:after="240"/>
+        <w:rPr>
+          <w:b/>
+          <w:bCs/>
+          <w:sz w:val="30"/>
+          <w:szCs w:val="30"/>
+        </w:rPr>
+      </w:pPr>
+      <w:r>
+        <w:rPr>
+          <w:b/>
+          <w:bCs/>
+          <w:sz w:val="30"/>
+          <w:szCs w:val="30"/>
+        </w:rPr>
+        <w:t>Conclusion</w:t>
+      </w:r>
       <w:r>
         <w:rPr>
           <w:b/>
@@ -631,29 +623,15 @@
         <w:keepLines w:val="0"/>
         <w:spacing w:after="80" w:line="240" w:lineRule="auto"/>
         <w:rPr>
-          <w:b/>
-          <w:bCs/>
-          <w:sz w:val="30"/>
-          <w:szCs w:val="30"/>
-        </w:rPr>
-      </w:pPr>
-      <w:bookmarkStart w:id="1" w:name="_468k8laog5as" w:colFirst="0" w:colLast="0"/>
-      <w:bookmarkEnd w:id="1"/>
-    </w:p>
-    <w:p>
-      <w:pPr>
-        <w:pStyle w:val="Heading2"/>
-        <w:keepNext w:val="0"/>
-        <w:keepLines w:val="0"/>
-        <w:spacing w:after="80" w:line="240" w:lineRule="auto"/>
-        <w:rPr>
           <w:i/>
           <w:iCs/>
           <w:sz w:val="20"/>
           <w:szCs w:val="20"/>
         </w:rPr>
       </w:pPr>
+      <w:bookmarkStart w:id="1" w:name="_468k8laog5as" w:colFirst="0" w:colLast="0"/>
       <w:bookmarkStart w:id="2" w:name="_30m0woo226ls" w:colFirst="0" w:colLast="0"/>
+      <w:bookmarkEnd w:id="1"/>
       <w:bookmarkEnd w:id="2"/>
       <w:r>
         <w:rPr>
@@ -687,23 +665,7 @@
         <w:br/>
       </w:r>
       <w:r>
-        <w:t xml:space="preserve">Gobest Cab is developing an AI system to </w:t>
-      </w:r>
-      <w:proofErr w:type="spellStart"/>
-      <w:r>
-        <w:t>analyze</w:t>
-      </w:r>
-      <w:proofErr w:type="spellEnd"/>
-      <w:r>
-        <w:t xml:space="preserve"> historical sensor data and detect dangerous driving </w:t>
-      </w:r>
-      <w:proofErr w:type="spellStart"/>
-      <w:r>
-        <w:t>behaviors</w:t>
-      </w:r>
-      <w:proofErr w:type="spellEnd"/>
-      <w:r>
-        <w:t>. Following the data ingestion and analysis phase in Sprint 1, Sprint 2 focuses on training a predictive machine learning model and deploying it via an offline desktop application for real-time and batch safety analysis.</w:t>
+        <w:t>Gobest Cab is developing an AI system to analyze historical sensor data and detect dangerous driving behaviors. Following the data ingestion and analysis phase in Sprint 1, Sprint 2 focuses on training a predictive machine learning model and deploying it via an offline desktop application for real-time and batch safety analysis.</w:t>
       </w:r>
     </w:p>
     <w:p>
@@ -751,15 +713,7 @@
         <w:spacing w:before="240"/>
       </w:pPr>
       <w:r>
-        <w:t xml:space="preserve">Apply techniques such as feature engineering, high-dimensional outlier handling, and addressing class imbalance to prepare the dataset for </w:t>
-      </w:r>
-      <w:proofErr w:type="spellStart"/>
-      <w:r>
-        <w:t>modeling</w:t>
-      </w:r>
-      <w:proofErr w:type="spellEnd"/>
-      <w:r>
-        <w:t>.</w:t>
+        <w:t>Apply techniques such as feature engineering, high-dimensional outlier handling, and addressing class imbalance to prepare the dataset for modeling.</w:t>
       </w:r>
     </w:p>
     <w:p>
@@ -781,15 +735,7 @@
         </w:numPr>
       </w:pPr>
       <w:r>
-        <w:t xml:space="preserve">Tracking experiments systematically using </w:t>
-      </w:r>
-      <w:proofErr w:type="spellStart"/>
-      <w:r>
-        <w:t>MLflow</w:t>
-      </w:r>
-      <w:proofErr w:type="spellEnd"/>
-      <w:r>
-        <w:t xml:space="preserve"> (parameters, metrics, artifacts, and the final selected model) to support comparison and reproducibility.</w:t>
+        <w:t>Tracking experiments systematically using MLflow (parameters, metrics, artifacts, and the final selected model) to support comparison and reproducibility.</w:t>
       </w:r>
     </w:p>
     <w:p>
@@ -805,15 +751,7 @@
         </w:rPr>
       </w:pPr>
       <w:r>
-        <w:t xml:space="preserve">Deploying the selected model into an offline </w:t>
-      </w:r>
-      <w:proofErr w:type="spellStart"/>
-      <w:r>
-        <w:t>Tkinter</w:t>
-      </w:r>
-      <w:proofErr w:type="spellEnd"/>
-      <w:r>
-        <w:t xml:space="preserve"> desktop application that supports both batch processing and real-time prediction.</w:t>
+        <w:t>Deploying the selected model into an offline Tkinter desktop application that supports both batch processing and real-time prediction.</w:t>
       </w:r>
     </w:p>
     <w:p>
@@ -1132,23 +1070,7 @@
                 <w:sz w:val="20"/>
                 <w:szCs w:val="20"/>
               </w:rPr>
-              <w:t xml:space="preserve">As a Fleet Manager, I need to view summary statistics of processed trips (percentage of dangerous drivers, total trips </w:t>
-            </w:r>
-            <w:proofErr w:type="spellStart"/>
-            <w:r>
-              <w:rPr>
-                <w:sz w:val="20"/>
-                <w:szCs w:val="20"/>
-              </w:rPr>
-              <w:t>analyzed</w:t>
-            </w:r>
-            <w:proofErr w:type="spellEnd"/>
-            <w:r>
-              <w:rPr>
-                <w:sz w:val="20"/>
-                <w:szCs w:val="20"/>
-              </w:rPr>
-              <w:t xml:space="preserve"> etc), so that I can identify safety trends and make data-driven decisions about driver training programs and fleet safety policies.</w:t>
+              <w:t>As a Fleet Manager, I need to view summary statistics of processed trips (percentage of dangerous drivers, total trips analyzed etc), so that I can identify safety trends and make data-driven decisions about driver training programs and fleet safety policies.</w:t>
             </w:r>
           </w:p>
         </w:tc>
@@ -1239,13 +1161,29 @@
       </w:pPr>
       <w:bookmarkStart w:id="3" w:name="_i6udz9xczvw0" w:colFirst="0" w:colLast="0"/>
       <w:bookmarkEnd w:id="3"/>
-      <w:r>
+    </w:p>
+    <w:p>
+      <w:pPr>
+        <w:pStyle w:val="Heading2"/>
+        <w:keepNext w:val="0"/>
+        <w:keepLines w:val="0"/>
+        <w:spacing w:before="480" w:line="240" w:lineRule="auto"/>
+        <w:ind w:right="600"/>
         <w:rPr>
           <w:b/>
           <w:bCs/>
           <w:sz w:val="30"/>
           <w:szCs w:val="30"/>
         </w:rPr>
+      </w:pPr>
+      <w:r>
+        <w:rPr>
+          <w:b/>
+          <w:bCs/>
+          <w:sz w:val="30"/>
+          <w:szCs w:val="30"/>
+        </w:rPr>
+        <w:lastRenderedPageBreak/>
         <w:t>2. Advanced Data Processing &amp; Feature Engineering</w:t>
       </w:r>
     </w:p>
@@ -1275,16 +1213,7 @@
         <w:ind w:right="600"/>
       </w:pPr>
       <w:r>
-        <w:lastRenderedPageBreak/>
-        <w:t xml:space="preserve">We began by validating the dataset's integrity, ensuring no null values or duplicates would compromise the </w:t>
-      </w:r>
-      <w:proofErr w:type="spellStart"/>
-      <w:r>
-        <w:t>modeling</w:t>
-      </w:r>
-      <w:proofErr w:type="spellEnd"/>
-      <w:r>
-        <w:t xml:space="preserve"> process. The most critical finding from this analysis was a severe class imbalance in the target variable (</w:t>
+        <w:t>We began by validating the dataset's integrity, ensuring no null values or duplicates would compromise the modeling process. The most critical finding from this analysis was a severe class imbalance in the target variable (</w:t>
       </w:r>
       <w:r>
         <w:rPr>
@@ -1420,15 +1349,7 @@
         <w:t>Mean, Standard Deviation, and Max</w:t>
       </w:r>
       <w:r>
-        <w:t xml:space="preserve"> for each trip segment. These metrics were crucial for distinguishing between the consistent readings of a steady drive and the erratic spikes typical of dangerous </w:t>
-      </w:r>
-      <w:proofErr w:type="spellStart"/>
-      <w:r>
-        <w:t>maneuvers</w:t>
-      </w:r>
-      <w:proofErr w:type="spellEnd"/>
-      <w:r>
-        <w:t>.</w:t>
+        <w:t xml:space="preserve"> for each trip segment. These metrics were crucial for distinguishing between the consistent readings of a steady drive and the erratic spikes typical of dangerous maneuvers.</w:t>
       </w:r>
     </w:p>
     <w:p>
@@ -1512,6 +1433,7 @@
         </w:rPr>
       </w:pPr>
       <w:r>
+        <w:lastRenderedPageBreak/>
         <w:t xml:space="preserve">We utilized the </w:t>
       </w:r>
       <w:r>
@@ -1522,11 +1444,7 @@
         <w:t>Interquartile Range (IQR)</w:t>
       </w:r>
       <w:r>
-        <w:t xml:space="preserve"> method to filter out sensor noise and irrelevant spikes. We defined a statistical "normal range" and treated data points significantly outside this boundary as outliers. While we capped these extreme values to stabilize the model's training, we were careful to retain valid high-intensity readings </w:t>
-      </w:r>
-      <w:r>
-        <w:lastRenderedPageBreak/>
-        <w:t xml:space="preserve">that likely represented genuine dangerous driving events, ensuring the model could still learn from extreme scenarios. </w:t>
+        <w:t xml:space="preserve"> method to filter out sensor noise and irrelevant spikes. We defined a statistical "normal range" and treated data points significantly outside this boundary as outliers. While we capped these extreme values to stabilize the model's training, we were careful to retain valid high-intensity readings that likely represented genuine dangerous driving events, ensuring the model could still learn from extreme scenarios. </w:t>
       </w:r>
       <w:r>
         <w:rPr>
@@ -1694,27 +1612,7 @@
           <w:sz w:val="24"/>
           <w:szCs w:val="24"/>
         </w:rPr>
-        <w:t>3.1. Experiment Orchestration &amp; Collaboration (</w:t>
-      </w:r>
-      <w:proofErr w:type="spellStart"/>
-      <w:r>
-        <w:rPr>
-          <w:b/>
-          <w:bCs/>
-          <w:sz w:val="24"/>
-          <w:szCs w:val="24"/>
-        </w:rPr>
-        <w:t>MLflow</w:t>
-      </w:r>
-      <w:proofErr w:type="spellEnd"/>
-      <w:r>
-        <w:rPr>
-          <w:b/>
-          <w:bCs/>
-          <w:sz w:val="24"/>
-          <w:szCs w:val="24"/>
-        </w:rPr>
-        <w:t>)</w:t>
+        <w:t>3.1. Experiment Orchestration &amp; Collaboration (MLflow)</w:t>
       </w:r>
     </w:p>
     <w:p>
@@ -1725,7 +1623,6 @@
       <w:r>
         <w:t xml:space="preserve">In a team-based development environment, maintaining a "Single Source of Truth" for model experiments is important. To avoid loss of information due to scattered notebooks and unrecorded parameters, we implemented </w:t>
       </w:r>
-      <w:proofErr w:type="spellStart"/>
       <w:r>
         <w:rPr>
           <w:b/>
@@ -1733,7 +1630,6 @@
         </w:rPr>
         <w:t>MLflow</w:t>
       </w:r>
-      <w:proofErr w:type="spellEnd"/>
       <w:r>
         <w:t xml:space="preserve"> as our centralized experiment tracking backbone. For every experiment conducted in Sprint 2, our pipeline automatically logged three distinct categories of data: </w:t>
       </w:r>
@@ -1810,17 +1706,8 @@
           <w:rFonts w:ascii="Roboto Mono" w:eastAsia="Roboto Mono" w:hAnsi="Roboto Mono" w:cs="Roboto Mono"/>
           <w:color w:val="188038"/>
         </w:rPr>
-        <w:t>.</w:t>
-      </w:r>
-      <w:proofErr w:type="spellStart"/>
-      <w:r>
-        <w:rPr>
-          <w:rFonts w:ascii="Roboto Mono" w:eastAsia="Roboto Mono" w:hAnsi="Roboto Mono" w:cs="Roboto Mono"/>
-          <w:color w:val="188038"/>
-        </w:rPr>
-        <w:t>pkl</w:t>
-      </w:r>
-      <w:proofErr w:type="spellEnd"/>
+        <w:t>.pkl</w:t>
+      </w:r>
       <w:r>
         <w:t>), feature importance plots, confusion matrices and learning curve were stored for every run for further assistance in judgement.</w:t>
       </w:r>
@@ -1878,23 +1765,7 @@
         <w:ind w:right="600"/>
       </w:pPr>
       <w:r>
-        <w:t xml:space="preserve">This setup enabled collaborative decision-making. Rather than relying on intuition and random search in notebooks, team members could pull up the </w:t>
-      </w:r>
-      <w:proofErr w:type="spellStart"/>
-      <w:r>
-        <w:t>MLflow</w:t>
-      </w:r>
-      <w:proofErr w:type="spellEnd"/>
-      <w:r>
-        <w:t xml:space="preserve"> dashboard, overlay results from different runs, and objectively validate whether a proposed change </w:t>
-      </w:r>
-      <w:proofErr w:type="gramStart"/>
-      <w:r>
-        <w:t>actually resulted</w:t>
-      </w:r>
-      <w:proofErr w:type="gramEnd"/>
-      <w:r>
-        <w:t xml:space="preserve"> in a statistically significant improvement.</w:t>
+        <w:t>This setup enabled collaborative decision-making. Rather than relying on intuition and random search in notebooks, team members could pull up the MLflow dashboard, overlay results from different runs, and objectively validate whether a proposed change actually resulted in a statistically significant improvement.</w:t>
       </w:r>
     </w:p>
     <w:p>
@@ -1914,27 +1785,7 @@
           <w:sz w:val="24"/>
           <w:szCs w:val="24"/>
         </w:rPr>
-        <w:t xml:space="preserve">3.2. Data Preparation </w:t>
-      </w:r>
-      <w:proofErr w:type="gramStart"/>
-      <w:r>
-        <w:rPr>
-          <w:b/>
-          <w:bCs/>
-          <w:sz w:val="24"/>
-          <w:szCs w:val="24"/>
-        </w:rPr>
-        <w:t>For</w:t>
-      </w:r>
-      <w:proofErr w:type="gramEnd"/>
-      <w:r>
-        <w:rPr>
-          <w:b/>
-          <w:bCs/>
-          <w:sz w:val="24"/>
-          <w:szCs w:val="24"/>
-        </w:rPr>
-        <w:t xml:space="preserve"> Model Training</w:t>
+        <w:t>3.2. Data Preparation For Model Training</w:t>
       </w:r>
     </w:p>
     <w:p>
@@ -1942,15 +1793,7 @@
         <w:spacing w:after="80"/>
       </w:pPr>
       <w:r>
-        <w:t xml:space="preserve">Before </w:t>
-      </w:r>
-      <w:proofErr w:type="spellStart"/>
-      <w:r>
-        <w:t>modeling</w:t>
-      </w:r>
-      <w:proofErr w:type="spellEnd"/>
-      <w:r>
-        <w:t>, we established a strict data partitioning strategy to ensure robust evaluation and prevent data leakage:</w:t>
+        <w:t>Before modeling, we established a strict data partitioning strategy to ensure robust evaluation and prevent data leakage:</w:t>
       </w:r>
     </w:p>
     <w:p>
@@ -2015,15 +1858,7 @@
         <w:t>Feature Scaling:</w:t>
       </w:r>
       <w:r>
-        <w:t xml:space="preserve"> To handle the varying magnitudes of sensor data, we applied </w:t>
-      </w:r>
-      <w:proofErr w:type="spellStart"/>
-      <w:r>
-        <w:t>StandardScaler</w:t>
-      </w:r>
-      <w:proofErr w:type="spellEnd"/>
-      <w:r>
-        <w:t xml:space="preserve"> to the training data and transformed the validation/test sets using the same parameters.</w:t>
+        <w:t xml:space="preserve"> To handle the varying magnitudes of sensor data, we applied StandardScaler to the training data and transformed the validation/test sets using the same parameters.</w:t>
       </w:r>
     </w:p>
     <w:p>
@@ -2101,21 +1936,12 @@
         </w:numPr>
         <w:spacing w:after="240"/>
       </w:pPr>
-      <w:proofErr w:type="spellStart"/>
-      <w:r>
-        <w:rPr>
-          <w:b/>
-          <w:bCs/>
-        </w:rPr>
-        <w:t>Modeling</w:t>
-      </w:r>
-      <w:proofErr w:type="spellEnd"/>
-      <w:r>
-        <w:rPr>
-          <w:b/>
-          <w:bCs/>
-        </w:rPr>
-        <w:t xml:space="preserve"> Perspective:</w:t>
+      <w:r>
+        <w:rPr>
+          <w:b/>
+          <w:bCs/>
+        </w:rPr>
+        <w:t>Modeling Perspective:</w:t>
       </w:r>
       <w:r>
         <w:t xml:space="preserve"> Training on high-dimensional data often introduces noise, where the model learns from irrelevant variations rather than the true signal. We aimed to evaluate feature importance early to determine if a subset could provide better generalization.</w:t>
@@ -2153,15 +1979,7 @@
         </w:rPr>
       </w:pPr>
       <w:r>
-        <w:t xml:space="preserve">We compared the full 27-feature baseline against a reduced 10-feature subset. The </w:t>
-      </w:r>
-      <w:proofErr w:type="spellStart"/>
-      <w:r>
-        <w:t>MLflow</w:t>
-      </w:r>
-      <w:proofErr w:type="spellEnd"/>
-      <w:r>
-        <w:t xml:space="preserve"> logs provided several critical insights that guided our next steps:</w:t>
+        <w:t>We compared the full 27-feature baseline against a reduced 10-feature subset. The MLflow logs provided several critical insights that guided our next steps:</w:t>
       </w:r>
     </w:p>
     <w:p>
@@ -2522,15 +2340,7 @@
         <w:spacing w:after="240"/>
       </w:pPr>
       <w:r>
-        <w:t xml:space="preserve">We overlaid the results of all five configurations in </w:t>
-      </w:r>
-      <w:proofErr w:type="spellStart"/>
-      <w:r>
-        <w:t>MLflow</w:t>
-      </w:r>
-      <w:proofErr w:type="spellEnd"/>
-      <w:r>
-        <w:t xml:space="preserve"> to evaluate the impact on learning and decision boundaries.</w:t>
+        <w:t>We overlaid the results of all five configurations in MLflow to evaluate the impact on learning and decision boundaries.</w:t>
       </w:r>
     </w:p>
     <w:p>
@@ -2795,21 +2605,12 @@
           <w:numId w:val="6"/>
         </w:numPr>
       </w:pPr>
-      <w:proofErr w:type="spellStart"/>
-      <w:r>
-        <w:rPr>
-          <w:b/>
-          <w:bCs/>
-        </w:rPr>
-        <w:t>XGBoost</w:t>
-      </w:r>
-      <w:proofErr w:type="spellEnd"/>
-      <w:r>
-        <w:rPr>
-          <w:b/>
-          <w:bCs/>
-        </w:rPr>
-        <w:t xml:space="preserve"> &amp; Gradient Boosting:</w:t>
+      <w:r>
+        <w:rPr>
+          <w:b/>
+          <w:bCs/>
+        </w:rPr>
+        <w:t>XGBoost &amp; Gradient Boosting:</w:t>
       </w:r>
       <w:r>
         <w:t xml:space="preserve"> Selected to target bias. Unlike Random Forest, these models build trees sequentially to correct the errors of previous iterations. We included them to test if "forcing" the model to focus on hard-to-predict dangerous trips would yield higher Recall.</w:t>
@@ -2824,32 +2625,15 @@
         </w:numPr>
         <w:spacing w:after="240"/>
       </w:pPr>
-      <w:proofErr w:type="spellStart"/>
-      <w:r>
-        <w:rPr>
-          <w:b/>
-          <w:bCs/>
-        </w:rPr>
-        <w:t>LightGBM</w:t>
-      </w:r>
-      <w:proofErr w:type="spellEnd"/>
-      <w:r>
-        <w:rPr>
-          <w:b/>
-          <w:bCs/>
-        </w:rPr>
-        <w:t>:</w:t>
-      </w:r>
-      <w:r>
-        <w:t xml:space="preserve"> Selected as a benchmark for efficiency. If a boosting approach proved necessary, we needed to verify if </w:t>
-      </w:r>
-      <w:proofErr w:type="spellStart"/>
-      <w:r>
-        <w:t>LightGBM</w:t>
-      </w:r>
-      <w:proofErr w:type="spellEnd"/>
-      <w:r>
-        <w:t xml:space="preserve"> could deliver similar performance with lower latency, ensuring the GUI remains responsive.</w:t>
+      <w:r>
+        <w:rPr>
+          <w:b/>
+          <w:bCs/>
+        </w:rPr>
+        <w:t>LightGBM:</w:t>
+      </w:r>
+      <w:r>
+        <w:t xml:space="preserve"> Selected as a benchmark for efficiency. If a boosting approach proved necessary, we needed to verify if LightGBM could deliver similar performance with lower latency, ensuring the GUI remains responsive.</w:t>
       </w:r>
     </w:p>
     <w:p>
@@ -2866,15 +2650,7 @@
         <w:t>Experiment Setup (The Standardized Protocol):</w:t>
       </w:r>
       <w:r>
-        <w:t xml:space="preserve"> To ensure a strictly fair comparison, we enforced the same standardized testing protocol used in Phase 2. As shown in the </w:t>
-      </w:r>
-      <w:proofErr w:type="spellStart"/>
-      <w:r>
-        <w:t>MLflow</w:t>
-      </w:r>
-      <w:proofErr w:type="spellEnd"/>
-      <w:r>
-        <w:t xml:space="preserve"> sidebar, every model architecture was subjected to the exact same four configurations: </w:t>
+        <w:t xml:space="preserve"> To ensure a strictly fair comparison, we enforced the same standardized testing protocol used in Phase 2. As shown in the MLflow sidebar, every model architecture was subjected to the exact same four configurations: </w:t>
       </w:r>
     </w:p>
     <w:p>
@@ -2992,7 +2768,6 @@
       <w:r>
         <w:t xml:space="preserve">, </w:t>
       </w:r>
-      <w:proofErr w:type="spellStart"/>
       <w:r>
         <w:rPr>
           <w:b/>
@@ -3000,11 +2775,9 @@
         </w:rPr>
         <w:t>LightGBM</w:t>
       </w:r>
-      <w:proofErr w:type="spellEnd"/>
       <w:r>
         <w:t xml:space="preserve">, </w:t>
       </w:r>
-      <w:proofErr w:type="spellStart"/>
       <w:r>
         <w:rPr>
           <w:b/>
@@ -3012,7 +2785,6 @@
         </w:rPr>
         <w:t>XGBoost</w:t>
       </w:r>
-      <w:proofErr w:type="spellEnd"/>
       <w:r>
         <w:t xml:space="preserve"> and finally </w:t>
       </w:r>
@@ -3044,15 +2816,7 @@
     </w:p>
     <w:p>
       <w:r>
-        <w:t xml:space="preserve">We performed a cross-sectional analysis of all experimental runs in </w:t>
-      </w:r>
-      <w:proofErr w:type="spellStart"/>
-      <w:r>
-        <w:t>MLflow</w:t>
-      </w:r>
-      <w:proofErr w:type="spellEnd"/>
-      <w:r>
-        <w:t xml:space="preserve"> to determine if complex ensemble models could break the performance ceiling established by our baseline. </w:t>
+        <w:t xml:space="preserve">We performed a cross-sectional analysis of all experimental runs in MLflow to determine if complex ensemble models could break the performance ceiling established by our baseline. </w:t>
       </w:r>
     </w:p>
     <w:p>
@@ -3109,7 +2873,6 @@
         <w:rPr>
           <w:noProof/>
         </w:rPr>
-        <w:lastRenderedPageBreak/>
         <w:drawing>
           <wp:inline distT="114300" distB="114300" distL="114300" distR="114300" wp14:anchorId="35124895" wp14:editId="197755AC">
             <wp:extent cx="5934075" cy="2614613"/>
@@ -3146,10 +2909,16 @@
           </wp:inline>
         </w:drawing>
       </w:r>
+    </w:p>
+    <w:p>
+      <w:pPr>
+        <w:spacing w:before="240" w:after="240"/>
+      </w:pPr>
       <w:r>
         <w:rPr>
           <w:noProof/>
         </w:rPr>
+        <w:lastRenderedPageBreak/>
         <w:drawing>
           <wp:inline distT="114300" distB="114300" distL="114300" distR="114300" wp14:anchorId="121E5D49" wp14:editId="31ED7D08">
             <wp:extent cx="5943600" cy="2637112"/>
@@ -3202,31 +2971,7 @@
         <w:t>Validation of Universal Traits:</w:t>
       </w:r>
       <w:r>
-        <w:t xml:space="preserve"> The experiments confirmed that the </w:t>
-      </w:r>
-      <w:proofErr w:type="spellStart"/>
-      <w:r>
-        <w:t>behavioral</w:t>
-      </w:r>
-      <w:proofErr w:type="spellEnd"/>
-      <w:r>
-        <w:t xml:space="preserve"> patterns identified in our Logistic Regression baseline are inherent to the dataset itself, rather than the specific algorithm used. For every architecture tested (Random Forest, </w:t>
-      </w:r>
-      <w:proofErr w:type="spellStart"/>
-      <w:r>
-        <w:t>XGBoost</w:t>
-      </w:r>
-      <w:proofErr w:type="spellEnd"/>
-      <w:r>
-        <w:t xml:space="preserve">, </w:t>
-      </w:r>
-      <w:proofErr w:type="spellStart"/>
-      <w:r>
-        <w:t>LightGBM</w:t>
-      </w:r>
-      <w:proofErr w:type="spellEnd"/>
-      <w:r>
-        <w:t>, and Gradient Boosting), Threshold Tuning consistently produced the same result: a significant boost in Recall accompanied by a sharp decline in Accuracy. Additionally, the gap between SMOTE and Class Weights remained negligible across all models, reinforcing our earlier conclusion that both strategies are equally capable of addressing class imbalance.</w:t>
+        <w:t xml:space="preserve"> The experiments confirmed that the behavioral patterns identified in our Logistic Regression baseline are inherent to the dataset itself, rather than the specific algorithm used. For every architecture tested (Random Forest, XGBoost, LightGBM, and Gradient Boosting), Threshold Tuning consistently produced the same result: a significant boost in Recall accompanied by a sharp decline in Accuracy. Additionally, the gap between SMOTE and Class Weights remained negligible across all models, reinforcing our earlier conclusion that both strategies are equally capable of addressing class imbalance.</w:t>
       </w:r>
     </w:p>
     <w:p>
@@ -3278,7 +3023,6 @@
           <w:b/>
           <w:bCs/>
         </w:rPr>
-        <w:lastRenderedPageBreak/>
         <w:t>The ROC-AUC Plateau:</w:t>
       </w:r>
       <w:r>
@@ -3315,13 +3059,25 @@
           <w:szCs w:val="24"/>
         </w:rPr>
       </w:pPr>
-      <w:r>
+    </w:p>
+    <w:p>
+      <w:pPr>
+        <w:spacing w:before="200" w:after="80"/>
         <w:rPr>
           <w:b/>
           <w:bCs/>
           <w:sz w:val="24"/>
           <w:szCs w:val="24"/>
         </w:rPr>
+      </w:pPr>
+      <w:r>
+        <w:rPr>
+          <w:b/>
+          <w:bCs/>
+          <w:sz w:val="24"/>
+          <w:szCs w:val="24"/>
+        </w:rPr>
+        <w:lastRenderedPageBreak/>
         <w:t>3.6. Phase 4: Final Model Optimization</w:t>
       </w:r>
     </w:p>
@@ -3368,32 +3124,15 @@
           <w:numId w:val="2"/>
         </w:numPr>
       </w:pPr>
-      <w:proofErr w:type="spellStart"/>
-      <w:r>
-        <w:rPr>
-          <w:b/>
-          <w:bCs/>
-        </w:rPr>
-        <w:t>ElasticNet</w:t>
-      </w:r>
-      <w:proofErr w:type="spellEnd"/>
-      <w:r>
-        <w:rPr>
-          <w:b/>
-          <w:bCs/>
-        </w:rPr>
-        <w:t xml:space="preserve"> Implementation:</w:t>
-      </w:r>
-      <w:r>
-        <w:t xml:space="preserve"> We transitioned from simple L1 or L2 penalties to </w:t>
-      </w:r>
-      <w:proofErr w:type="spellStart"/>
-      <w:r>
-        <w:t>ElasticNet</w:t>
-      </w:r>
-      <w:proofErr w:type="spellEnd"/>
-      <w:r>
-        <w:t>. This allowed the model to leverage the strengths of both, improving its ability to handle feature correlations while preventing overfitting.</w:t>
+      <w:r>
+        <w:rPr>
+          <w:b/>
+          <w:bCs/>
+        </w:rPr>
+        <w:t>ElasticNet Implementation:</w:t>
+      </w:r>
+      <w:r>
+        <w:t xml:space="preserve"> We transitioned from simple L1 or L2 penalties to ElasticNet. This allowed the model to leverage the strengths of both, improving its ability to handle feature correlations while preventing overfitting.</w:t>
       </w:r>
     </w:p>
     <w:p>
@@ -3442,23 +3181,7 @@
     </w:p>
     <w:p>
       <w:r>
-        <w:t xml:space="preserve">Using the experimental logs and visualizations, we </w:t>
-      </w:r>
-      <w:proofErr w:type="spellStart"/>
-      <w:r>
-        <w:t>analyzed</w:t>
-      </w:r>
-      <w:proofErr w:type="spellEnd"/>
-      <w:r>
-        <w:t xml:space="preserve"> the model’s </w:t>
-      </w:r>
-      <w:proofErr w:type="spellStart"/>
-      <w:r>
-        <w:t>behavior</w:t>
-      </w:r>
-      <w:proofErr w:type="spellEnd"/>
-      <w:r>
-        <w:t xml:space="preserve"> to confirm its stability and readiness for "Gobest Cab.</w:t>
+        <w:t>Using the experimental logs and visualizations, we analyzed the model’s behavior to confirm its stability and readiness for "Gobest Cab.</w:t>
       </w:r>
     </w:p>
     <w:p>
@@ -3467,8 +3190,8 @@
           <w:noProof/>
         </w:rPr>
         <w:drawing>
-          <wp:inline distT="114300" distB="114300" distL="114300" distR="114300" wp14:anchorId="7EE268A1" wp14:editId="4ED4E8B1">
-            <wp:extent cx="5681663" cy="1828800"/>
+          <wp:inline distT="114300" distB="114300" distL="114300" distR="114300" wp14:anchorId="7EE268A1" wp14:editId="5DB2A7DF">
+            <wp:extent cx="5681345" cy="1569720"/>
             <wp:effectExtent l="0" t="0" r="0" b="0"/>
             <wp:docPr id="20" name="image14.png"/>
             <wp:cNvGraphicFramePr/>
@@ -3489,7 +3212,7 @@
                   <pic:spPr>
                     <a:xfrm>
                       <a:off x="0" y="0"/>
-                      <a:ext cx="5681663" cy="1828800"/>
+                      <a:ext cx="5681665" cy="1569808"/>
                     </a:xfrm>
                     <a:prstGeom prst="rect">
                       <a:avLst/>
@@ -3515,7 +3238,6 @@
           <w:b/>
           <w:bCs/>
         </w:rPr>
-        <w:lastRenderedPageBreak/>
         <w:t>The Regularization Sweet Spot:</w:t>
       </w:r>
       <w:r>
@@ -3526,9 +3248,9 @@
           <w:noProof/>
         </w:rPr>
         <w:drawing>
-          <wp:inline distT="114300" distB="114300" distL="114300" distR="114300" wp14:anchorId="58EFA00C" wp14:editId="7BDBCCB7">
-            <wp:extent cx="3974250" cy="2366887"/>
-            <wp:effectExtent l="0" t="0" r="0" b="0"/>
+          <wp:inline distT="114300" distB="114300" distL="114300" distR="114300" wp14:anchorId="58EFA00C" wp14:editId="15FE9B0F">
+            <wp:extent cx="3973830" cy="1897380"/>
+            <wp:effectExtent l="0" t="0" r="7620" b="7620"/>
             <wp:docPr id="25" name="image24.png"/>
             <wp:cNvGraphicFramePr/>
             <a:graphic xmlns:a="http://schemas.openxmlformats.org/drawingml/2006/main">
@@ -3548,7 +3270,7 @@
                   <pic:spPr>
                     <a:xfrm>
                       <a:off x="0" y="0"/>
-                      <a:ext cx="3974250" cy="2366887"/>
+                      <a:ext cx="3974257" cy="1897584"/>
                     </a:xfrm>
                     <a:prstGeom prst="rect">
                       <a:avLst/>
@@ -3561,14 +3283,23 @@
           </wp:inline>
         </w:drawing>
       </w:r>
+    </w:p>
+    <w:p>
+      <w:pPr>
+        <w:numPr>
+          <w:ilvl w:val="0"/>
+          <w:numId w:val="4"/>
+        </w:numPr>
+      </w:pPr>
       <w:r>
         <w:rPr>
           <w:noProof/>
         </w:rPr>
+        <w:lastRenderedPageBreak/>
         <w:drawing>
-          <wp:inline distT="114300" distB="114300" distL="114300" distR="114300" wp14:anchorId="3A4978F3" wp14:editId="2FB1CE7B">
-            <wp:extent cx="4682808" cy="1760736"/>
-            <wp:effectExtent l="0" t="0" r="0" b="0"/>
+          <wp:inline distT="114300" distB="114300" distL="114300" distR="114300" wp14:anchorId="3A4978F3" wp14:editId="70686363">
+            <wp:extent cx="4681220" cy="1097280"/>
+            <wp:effectExtent l="0" t="0" r="5080" b="7620"/>
             <wp:docPr id="11" name="image20.png"/>
             <wp:cNvGraphicFramePr/>
             <a:graphic xmlns:a="http://schemas.openxmlformats.org/drawingml/2006/main">
@@ -3588,7 +3319,7 @@
                   <pic:spPr>
                     <a:xfrm>
                       <a:off x="0" y="0"/>
-                      <a:ext cx="4682808" cy="1760736"/>
+                      <a:ext cx="4685406" cy="1098261"/>
                     </a:xfrm>
                     <a:prstGeom prst="rect">
                       <a:avLst/>
@@ -3631,9 +3362,9 @@
           <w:noProof/>
         </w:rPr>
         <w:drawing>
-          <wp:inline distT="114300" distB="114300" distL="114300" distR="114300" wp14:anchorId="534B141B" wp14:editId="024F3E55">
-            <wp:extent cx="5000625" cy="2119313"/>
-            <wp:effectExtent l="0" t="0" r="0" b="0"/>
+          <wp:inline distT="114300" distB="114300" distL="114300" distR="114300" wp14:anchorId="534B141B" wp14:editId="1F88E44D">
+            <wp:extent cx="4999875" cy="1691640"/>
+            <wp:effectExtent l="0" t="0" r="0" b="3810"/>
             <wp:docPr id="17" name="image12.png"/>
             <wp:cNvGraphicFramePr/>
             <a:graphic xmlns:a="http://schemas.openxmlformats.org/drawingml/2006/main">
@@ -3653,7 +3384,7 @@
                   <pic:spPr>
                     <a:xfrm>
                       <a:off x="0" y="0"/>
-                      <a:ext cx="5000625" cy="2119313"/>
+                      <a:ext cx="5006349" cy="1693830"/>
                     </a:xfrm>
                     <a:prstGeom prst="rect">
                       <a:avLst/>
@@ -3682,11 +3413,7 @@
         <w:t>Error Analysis (Confusion Matrix):</w:t>
       </w:r>
       <w:r>
-        <w:t xml:space="preserve"> Comparing the Default vs. Tuned Confusion Matrices reveals the impact of our strategy. The tuned model significantly reduces "False Safes" (Type II errors), which is our primary safety goal, shifting the model’s </w:t>
-      </w:r>
-      <w:r>
-        <w:lastRenderedPageBreak/>
-        <w:t>"opinion" to be more cautious without losing its ability to correctly identify safe drivers.</w:t>
+        <w:t xml:space="preserve"> Comparing the Default vs. Tuned Confusion Matrices reveals the impact of our strategy. The tuned model significantly reduces "False Safes" (Type II errors), which is our primary safety goal, shifting the model’s "opinion" to be more cautious without losing its ability to correctly identify safe drivers.</w:t>
       </w:r>
     </w:p>
     <w:p>
@@ -3704,15 +3431,7 @@
         <w:t>Predictive Drivers:</w:t>
       </w:r>
       <w:r>
-        <w:t xml:space="preserve"> The Feature Importance (Coefficient Magnitude) chart reveals which telemetry signals the model relies on most. High absolute values for specific features (e.g., sudden acceleration or sharp steering) validate that the model is making decisions based on established risky driving </w:t>
-      </w:r>
-      <w:proofErr w:type="spellStart"/>
-      <w:r>
-        <w:t>behaviors</w:t>
-      </w:r>
-      <w:proofErr w:type="spellEnd"/>
-      <w:r>
-        <w:t xml:space="preserve"> rather than arbitrary data points.</w:t>
+        <w:t xml:space="preserve"> The Feature Importance (Coefficient Magnitude) chart reveals which telemetry signals the model relies on most. High absolute values for specific features (e.g., sudden acceleration or sharp steering) validate that the model is making decisions based on established risky driving behaviors rather than arbitrary data points.</w:t>
       </w:r>
     </w:p>
     <w:p>
@@ -3731,15 +3450,7 @@
         <w:t>Generalization &amp; Reliability:</w:t>
       </w:r>
       <w:r>
-        <w:t xml:space="preserve"> The </w:t>
-      </w:r>
-      <w:proofErr w:type="spellStart"/>
-      <w:r>
-        <w:t>MLflow</w:t>
-      </w:r>
-      <w:proofErr w:type="spellEnd"/>
-      <w:r>
-        <w:t xml:space="preserve"> Summary and final Test Set evaluation confirm that our metrics are consistent across training, validation, and untouched test data. This lack of variance proves that the model is robust and will perform reliably when integrated into the live GUI.</w:t>
+        <w:t xml:space="preserve"> The MLflow Summary and final Test Set evaluation confirm that our metrics are consistent across training, validation, and untouched test data. This lack of variance proves that the model is robust and will perform reliably when integrated into the live GUI.</w:t>
       </w:r>
     </w:p>
     <w:p>
@@ -3754,31 +3465,7 @@
         <w:t xml:space="preserve">Decision: </w:t>
       </w:r>
       <w:r>
-        <w:t xml:space="preserve">We have finalized the production version of the Logistic Regression model using Class Weights and an optimized </w:t>
-      </w:r>
-      <w:proofErr w:type="spellStart"/>
-      <w:r>
-        <w:t>ElasticNet</w:t>
-      </w:r>
-      <w:proofErr w:type="spellEnd"/>
-      <w:r>
-        <w:t xml:space="preserve"> penalty. By prioritizing the Balanced F1 Score over simple Accuracy, we have created a model that is both safe and operationally efficient.</w:t>
-      </w:r>
-    </w:p>
-    <w:p>
-      <w:pPr>
-        <w:spacing w:before="200"/>
-        <w:rPr>
-          <w:b/>
-          <w:bCs/>
-        </w:rPr>
-      </w:pPr>
-      <w:r>
-        <w:rPr>
-          <w:b/>
-          <w:bCs/>
-        </w:rPr>
-        <w:t>Final Model Performance Summary</w:t>
+        <w:t>We have finalized the production version of the Logistic Regression model using Class Weights and an optimized ElasticNet penalty. By prioritizing the Balanced F1 Score over simple Accuracy, we have created a model that is both safe and operationally efficient.</w:t>
       </w:r>
     </w:p>
     <w:tbl>
@@ -4188,6 +3875,7 @@
         <w:spacing w:before="200"/>
       </w:pPr>
       <w:r>
+        <w:lastRenderedPageBreak/>
         <w:t>The following artifacts have been persisted for deployment:</w:t>
       </w:r>
     </w:p>
@@ -4199,7 +3887,6 @@
         </w:numPr>
         <w:spacing w:before="240" w:line="240" w:lineRule="auto"/>
       </w:pPr>
-      <w:proofErr w:type="spellStart"/>
       <w:r>
         <w:rPr>
           <w:rFonts w:ascii="Roboto Mono" w:eastAsia="Roboto Mono" w:hAnsi="Roboto Mono" w:cs="Roboto Mono"/>
@@ -4209,7 +3896,6 @@
         </w:rPr>
         <w:t>final_logistic_regression_tuned.pkl</w:t>
       </w:r>
-      <w:proofErr w:type="spellEnd"/>
       <w:r>
         <w:t>: The optimized model engine.</w:t>
       </w:r>
@@ -4222,7 +3908,6 @@
         </w:numPr>
         <w:spacing w:line="240" w:lineRule="auto"/>
       </w:pPr>
-      <w:proofErr w:type="spellStart"/>
       <w:r>
         <w:rPr>
           <w:rFonts w:ascii="Roboto Mono" w:eastAsia="Roboto Mono" w:hAnsi="Roboto Mono" w:cs="Roboto Mono"/>
@@ -4232,7 +3917,6 @@
         </w:rPr>
         <w:t>feature_scaler.pkl</w:t>
       </w:r>
-      <w:proofErr w:type="spellEnd"/>
       <w:r>
         <w:t>: Necessary to normalize live telemetry before prediction.</w:t>
       </w:r>
@@ -4245,7 +3929,6 @@
         </w:numPr>
         <w:spacing w:after="240" w:line="240" w:lineRule="auto"/>
       </w:pPr>
-      <w:proofErr w:type="spellStart"/>
       <w:r>
         <w:rPr>
           <w:rFonts w:ascii="Roboto Mono" w:eastAsia="Roboto Mono" w:hAnsi="Roboto Mono" w:cs="Roboto Mono"/>
@@ -4253,20 +3936,8 @@
           <w:bCs/>
           <w:color w:val="188038"/>
         </w:rPr>
-        <w:t>model_</w:t>
-      </w:r>
-      <w:proofErr w:type="gramStart"/>
-      <w:r>
-        <w:rPr>
-          <w:rFonts w:ascii="Roboto Mono" w:eastAsia="Roboto Mono" w:hAnsi="Roboto Mono" w:cs="Roboto Mono"/>
-          <w:b/>
-          <w:bCs/>
-          <w:color w:val="188038"/>
-        </w:rPr>
-        <w:t>metadata.json</w:t>
-      </w:r>
-      <w:proofErr w:type="spellEnd"/>
-      <w:proofErr w:type="gramEnd"/>
+        <w:t>model_metadata.json</w:t>
+      </w:r>
       <w:r>
         <w:t>: Storing the optimal threshold and feature list.</w:t>
       </w:r>
@@ -4343,7 +4014,16 @@
         </w:numPr>
         <w:spacing w:before="240" w:after="240"/>
       </w:pPr>
-      <w:proofErr w:type="spellStart"/>
+      <w:r>
+        <w:rPr>
+          <w:b/>
+          <w:bCs/>
+        </w:rPr>
+        <w:t>Dask-Powered ETL Engine:</w:t>
+      </w:r>
+      <w:r>
+        <w:t xml:space="preserve"> We implemented a high-performance backend using </w:t>
+      </w:r>
       <w:r>
         <w:rPr>
           <w:b/>
@@ -4351,32 +4031,8 @@
         </w:rPr>
         <w:t>Dask</w:t>
       </w:r>
-      <w:proofErr w:type="spellEnd"/>
-      <w:r>
-        <w:rPr>
-          <w:b/>
-          <w:bCs/>
-        </w:rPr>
-        <w:t>-Powered ETL Engine:</w:t>
-      </w:r>
-      <w:r>
-        <w:t xml:space="preserve"> We implemented a high-performance backend using </w:t>
-      </w:r>
-      <w:proofErr w:type="spellStart"/>
-      <w:r>
-        <w:rPr>
-          <w:b/>
-          <w:bCs/>
-        </w:rPr>
-        <w:t>Dask</w:t>
-      </w:r>
-      <w:proofErr w:type="spellEnd"/>
-      <w:r>
-        <w:t xml:space="preserve"> for Extract, Transform, and Load (ETL) operations. This was a critical </w:t>
-      </w:r>
-      <w:r>
-        <w:lastRenderedPageBreak/>
-        <w:t xml:space="preserve">requirement for handling the </w:t>
+      <w:r>
+        <w:t xml:space="preserve"> for Extract, Transform, and Load (ETL) operations. This was a critical requirement for handling the </w:t>
       </w:r>
       <w:r>
         <w:rPr>
@@ -4386,15 +4042,7 @@
         <w:t>Operations Manager's</w:t>
       </w:r>
       <w:r>
-        <w:t xml:space="preserve"> batch files, which can reach several gigabytes. Standard libraries like Pandas would often crash under such memory loads, but </w:t>
-      </w:r>
-      <w:proofErr w:type="spellStart"/>
-      <w:r>
-        <w:t>Dask</w:t>
-      </w:r>
-      <w:proofErr w:type="spellEnd"/>
-      <w:r>
-        <w:t xml:space="preserve"> allows the application to process data in memory-efficient chunks.</w:t>
+        <w:t xml:space="preserve"> batch files, which can reach several gigabytes. Standard libraries like Pandas would often crash under such memory loads, but Dask allows the application to process data in memory-efficient chunks.</w:t>
       </w:r>
     </w:p>
     <w:p>
@@ -4501,7 +4149,6 @@
       <w:r>
         <w:t xml:space="preserve"> A dedicated </w:t>
       </w:r>
-      <w:proofErr w:type="spellStart"/>
       <w:r>
         <w:rPr>
           <w:rFonts w:ascii="Roboto Mono" w:eastAsia="Roboto Mono" w:hAnsi="Roboto Mono" w:cs="Roboto Mono"/>
@@ -4509,7 +4156,6 @@
         </w:rPr>
         <w:t>DataProcessor</w:t>
       </w:r>
-      <w:proofErr w:type="spellEnd"/>
       <w:r>
         <w:t xml:space="preserve"> class was built to automate the translation of raw sensor telemetry into the </w:t>
       </w:r>
@@ -4523,7 +4169,6 @@
       <w:r>
         <w:t xml:space="preserve"> (e.g., </w:t>
       </w:r>
-      <w:proofErr w:type="spellStart"/>
       <w:r>
         <w:rPr>
           <w:rFonts w:ascii="Roboto Mono" w:eastAsia="Roboto Mono" w:hAnsi="Roboto Mono" w:cs="Roboto Mono"/>
@@ -4531,11 +4176,9 @@
         </w:rPr>
         <w:t>turn_sharpness_index</w:t>
       </w:r>
-      <w:proofErr w:type="spellEnd"/>
       <w:r>
         <w:t xml:space="preserve">, </w:t>
       </w:r>
-      <w:proofErr w:type="spellStart"/>
       <w:r>
         <w:rPr>
           <w:rFonts w:ascii="Roboto Mono" w:eastAsia="Roboto Mono" w:hAnsi="Roboto Mono" w:cs="Roboto Mono"/>
@@ -4543,7 +4186,6 @@
         </w:rPr>
         <w:t>accel_risk_score</w:t>
       </w:r>
-      <w:proofErr w:type="spellEnd"/>
       <w:r>
         <w:t>) identified during our training phase. This removes the need for manual calculations, as the system identifies the required columns and performs the math internally.</w:t>
       </w:r>
@@ -4557,6 +4199,7 @@
         <w:rPr>
           <w:noProof/>
         </w:rPr>
+        <w:lastRenderedPageBreak/>
         <w:drawing>
           <wp:inline distT="114300" distB="114300" distL="114300" distR="114300" wp14:anchorId="64C08A4B" wp14:editId="49865256">
             <wp:extent cx="3464401" cy="2227115"/>
@@ -4632,21 +4275,12 @@
       <w:r>
         <w:t xml:space="preserve"> and </w:t>
       </w:r>
-      <w:proofErr w:type="spellStart"/>
-      <w:r>
-        <w:rPr>
-          <w:b/>
-          <w:bCs/>
-        </w:rPr>
-        <w:t>ElasticNet</w:t>
-      </w:r>
-      <w:proofErr w:type="spellEnd"/>
-      <w:r>
-        <w:rPr>
-          <w:b/>
-          <w:bCs/>
-        </w:rPr>
-        <w:t xml:space="preserve"> scaler</w:t>
+      <w:r>
+        <w:rPr>
+          <w:b/>
+          <w:bCs/>
+        </w:rPr>
+        <w:t>ElasticNet scaler</w:t>
       </w:r>
       <w:r>
         <w:t xml:space="preserve"> as persistent artifacts. This ensures that the application applies the exact same mathematical weights and decision thresholds verified during Phase 4 tuning.</w:t>
@@ -4661,7 +4295,6 @@
         <w:rPr>
           <w:noProof/>
         </w:rPr>
-        <w:lastRenderedPageBreak/>
         <w:drawing>
           <wp:inline distT="114300" distB="114300" distL="114300" distR="114300" wp14:anchorId="41118715" wp14:editId="5878024D">
             <wp:extent cx="3748088" cy="2183925"/>
@@ -4712,23 +4345,7 @@
           <w:b/>
           <w:bCs/>
         </w:rPr>
-        <w:t xml:space="preserve">Offline </w:t>
-      </w:r>
-      <w:proofErr w:type="spellStart"/>
-      <w:r>
-        <w:rPr>
-          <w:b/>
-          <w:bCs/>
-        </w:rPr>
-        <w:t>Tkinter</w:t>
-      </w:r>
-      <w:proofErr w:type="spellEnd"/>
-      <w:r>
-        <w:rPr>
-          <w:b/>
-          <w:bCs/>
-        </w:rPr>
-        <w:t xml:space="preserve"> Framework:</w:t>
+        <w:t>Offline Tkinter Framework:</w:t>
       </w:r>
       <w:r>
         <w:t xml:space="preserve"> To satisfy the </w:t>
@@ -4741,15 +4358,7 @@
         <w:t>Company Manager's</w:t>
       </w:r>
       <w:r>
-        <w:t xml:space="preserve"> requirement for a user-friendly system, we utilized the </w:t>
-      </w:r>
-      <w:proofErr w:type="spellStart"/>
-      <w:r>
-        <w:t>Tkinter</w:t>
-      </w:r>
-      <w:proofErr w:type="spellEnd"/>
-      <w:r>
-        <w:t xml:space="preserve"> framework. This allows the application to run as a native desktop tool without requiring an internet connection or any Python knowledge from the end-user.</w:t>
+        <w:t xml:space="preserve"> requirement for a user-friendly system, we utilized the Tkinter framework. This allows the application to run as a native desktop tool without requiring an internet connection or any Python knowledge from the end-user.</w:t>
       </w:r>
     </w:p>
     <w:p>
@@ -4790,7 +4399,6 @@
       <w:r>
         <w:t xml:space="preserve"> The system features a multi-layer validation protocol. Before any data reaches the Machine Learning model, the </w:t>
       </w:r>
-      <w:proofErr w:type="spellStart"/>
       <w:r>
         <w:rPr>
           <w:rFonts w:ascii="Roboto Mono" w:eastAsia="Roboto Mono" w:hAnsi="Roboto Mono" w:cs="Roboto Mono"/>
@@ -4798,7 +4406,6 @@
         </w:rPr>
         <w:t>DataProcessor</w:t>
       </w:r>
-      <w:proofErr w:type="spellEnd"/>
       <w:r>
         <w:t xml:space="preserve"> validates file sizes, CSV extensions, and required sensor columns. This ensures that only high-quality, standardized data is used for safety predictions, protecting the model from producing something a user doesn’t want. In the event of an error such as a corrupted file or incorrect format, the application provides clear, non-technical feedback instead of crashing.</w:t>
       </w:r>
@@ -4815,6 +4422,7 @@
           <w:b/>
           <w:bCs/>
         </w:rPr>
+        <w:lastRenderedPageBreak/>
         <w:t>Maintainability via Configuration:</w:t>
       </w:r>
       <w:r>
@@ -4922,7 +4530,6 @@
         <w:rPr>
           <w:noProof/>
         </w:rPr>
-        <w:lastRenderedPageBreak/>
         <w:drawing>
           <wp:inline distT="114300" distB="114300" distL="114300" distR="114300" wp14:anchorId="0EFD1D5E" wp14:editId="1F5C4703">
             <wp:extent cx="3271838" cy="1731175"/>
@@ -5022,10 +4629,13 @@
       <w:r>
         <w:t>To support data-driven fleet policies, the application automatically aggregates results into summary statistics, such as the total percentage of dangerous trips. These results can be exported as finalized CSV reports for safety trend analysis and driver training programs.</w:t>
       </w:r>
+    </w:p>
+    <w:p>
       <w:r>
         <w:rPr>
           <w:noProof/>
         </w:rPr>
+        <w:lastRenderedPageBreak/>
         <w:drawing>
           <wp:inline distT="114300" distB="114300" distL="114300" distR="114300" wp14:anchorId="321D09D8" wp14:editId="1F0F6F73">
             <wp:extent cx="3043659" cy="1607124"/>
@@ -5164,7 +4774,6 @@
       <w:r>
         <w:t xml:space="preserve"> The current version is optimized specifically for the 10-feature subset. Any sensor data provided must contain the raw inputs necessary for the </w:t>
       </w:r>
-      <w:proofErr w:type="spellStart"/>
       <w:r>
         <w:rPr>
           <w:rFonts w:ascii="Roboto Mono" w:eastAsia="Roboto Mono" w:hAnsi="Roboto Mono" w:cs="Roboto Mono"/>
@@ -5172,7 +4781,6 @@
         </w:rPr>
         <w:t>DataProcessor</w:t>
       </w:r>
-      <w:proofErr w:type="spellEnd"/>
       <w:r>
         <w:t xml:space="preserve"> to calculate these specific interaction features.</w:t>
       </w:r>
@@ -5195,6 +4803,112 @@
       <w:r>
         <w:t xml:space="preserve"> The system is designed for batch processing and manual incident review; it does not currently support real-time streaming of data directly from a moving vehicle.</w:t>
       </w:r>
+    </w:p>
+    <w:p>
+      <w:pPr>
+        <w:pStyle w:val="Heading2"/>
+        <w:rPr>
+          <w:b/>
+          <w:bCs/>
+        </w:rPr>
+      </w:pPr>
+      <w:r>
+        <w:rPr>
+          <w:b/>
+          <w:bCs/>
+        </w:rPr>
+        <w:t>5</w:t>
+      </w:r>
+      <w:r>
+        <w:rPr>
+          <w:b/>
+          <w:bCs/>
+        </w:rPr>
+        <w:t xml:space="preserve">. </w:t>
+      </w:r>
+      <w:r>
+        <w:rPr>
+          <w:b/>
+          <w:bCs/>
+        </w:rPr>
+        <w:t>Conclusion</w:t>
+      </w:r>
+    </w:p>
+    <w:p>
+      <w:pPr>
+        <w:pStyle w:val="NormalWeb"/>
+        <w:rPr>
+          <w:rFonts w:ascii="Arial" w:hAnsi="Arial" w:cs="Arial"/>
+          <w:sz w:val="22"/>
+          <w:szCs w:val="22"/>
+        </w:rPr>
+      </w:pPr>
+      <w:r>
+        <w:rPr>
+          <w:rFonts w:ascii="Arial" w:hAnsi="Arial" w:cs="Arial"/>
+          <w:sz w:val="22"/>
+          <w:szCs w:val="22"/>
+        </w:rPr>
+        <w:t>The Gobest Cab safety project successfully transitioned raw telemetry into a production-ready system through a rigorous machine learning pipeline. After establishing a benchmark, the development focused on overcoming the "Accuracy Trap," where standard models often fail to detect rare dangerous driving events. Through systematic experimentation with Class Weights, SMOTE, and various ensemble architectures, Logistic Regression with ElasticNet regularization was selected for its optimal balance of high recall and transparency. The final model was optimized using threshold calibration to maximize the F1-Score, ensuring that dangerous behaviors are identified without overwhelming safety analysts with false alarms.</w:t>
+      </w:r>
+    </w:p>
+    <w:p>
+      <w:pPr>
+        <w:pStyle w:val="NormalWeb"/>
+        <w:rPr>
+          <w:rFonts w:ascii="Arial" w:hAnsi="Arial" w:cs="Arial"/>
+          <w:sz w:val="22"/>
+          <w:szCs w:val="22"/>
+        </w:rPr>
+      </w:pPr>
+      <w:r>
+        <w:rPr>
+          <w:rFonts w:ascii="Arial" w:hAnsi="Arial" w:cs="Arial"/>
+          <w:sz w:val="22"/>
+          <w:szCs w:val="22"/>
+        </w:rPr>
+        <w:t>To make these insights accessible, the project implemented a modular desktop application built on an Object-Oriented MVC architecture. This system utilizes a Dask-powered ETL engine to handle massive batch telemetry files efficiently, allowing operations managers to triage weekly data without performance lag. The interface provides specific modules for real-time incident review and fleet-wide statistical summaries, ensuring all stakeholders</w:t>
+      </w:r>
+      <w:r>
+        <w:rPr>
+          <w:rFonts w:ascii="Arial" w:hAnsi="Arial" w:cs="Arial"/>
+          <w:sz w:val="22"/>
+          <w:szCs w:val="22"/>
+        </w:rPr>
+        <w:t xml:space="preserve"> </w:t>
+      </w:r>
+      <w:r>
+        <w:rPr>
+          <w:rFonts w:ascii="Arial" w:hAnsi="Arial" w:cs="Arial"/>
+          <w:sz w:val="22"/>
+          <w:szCs w:val="22"/>
+        </w:rPr>
+        <w:t>from non-technical managers to data analysts</w:t>
+      </w:r>
+      <w:r>
+        <w:rPr>
+          <w:rFonts w:ascii="Arial" w:hAnsi="Arial" w:cs="Arial"/>
+          <w:sz w:val="22"/>
+          <w:szCs w:val="22"/>
+        </w:rPr>
+        <w:t xml:space="preserve"> </w:t>
+      </w:r>
+      <w:r>
+        <w:rPr>
+          <w:rFonts w:ascii="Arial" w:hAnsi="Arial" w:cs="Arial"/>
+          <w:sz w:val="22"/>
+          <w:szCs w:val="22"/>
+        </w:rPr>
+        <w:t>can drive safety-first decisions. By maintaining an offline-capable and validated environment, the application provides a secure and reliable framework for reducing road incidents.</w:t>
+      </w:r>
+    </w:p>
+    <w:p>
+      <w:pPr>
+        <w:spacing w:after="240"/>
+        <w:rPr>
+          <w:lang w:val="en-US"/>
+        </w:rPr>
+      </w:pPr>
     </w:p>
     <w:sectPr>
       <w:pgSz w:w="11909" w:h="16834"/>
@@ -7777,6 +7491,23 @@
       <w:tblStyleColBandSize w:val="1"/>
     </w:tblPr>
   </w:style>
+  <w:style w:type="paragraph" w:styleId="NormalWeb">
+    <w:name w:val="Normal (Web)"/>
+    <w:basedOn w:val="Normal"/>
+    <w:uiPriority w:val="99"/>
+    <w:semiHidden/>
+    <w:unhideWhenUsed/>
+    <w:rsid w:val="00195B45"/>
+    <w:pPr>
+      <w:spacing w:before="100" w:beforeAutospacing="1" w:after="100" w:afterAutospacing="1" w:line="240" w:lineRule="auto"/>
+    </w:pPr>
+    <w:rPr>
+      <w:rFonts w:ascii="Times New Roman" w:eastAsia="Times New Roman" w:hAnsi="Times New Roman" w:cs="Times New Roman"/>
+      <w:sz w:val="24"/>
+      <w:szCs w:val="24"/>
+      <w:lang w:val="en-US"/>
+    </w:rPr>
+  </w:style>
 </w:styles>
 </file>
 
